--- a/Artigos/Monografia/MetodologiaTCCTuneldeVento.docx
+++ b/Artigos/Monografia/MetodologiaTCCTuneldeVento.docx
@@ -1,6 +1,6 @@
 
 <file path=word/document.xml><?xml version="1.0" encoding="utf-8"?>
-<w:document xmlns:wpc="http://schemas.microsoft.com/office/word/2010/wordprocessingCanvas" xmlns:cx="http://schemas.microsoft.com/office/drawing/2014/chartex" xmlns:mc="http://schemas.openxmlformats.org/markup-compatibility/2006" xmlns:o="urn:schemas-microsoft-com:office:office" xmlns:r="http://schemas.openxmlformats.org/officeDocument/2006/relationships" xmlns:m="http://schemas.openxmlformats.org/officeDocument/2006/math" xmlns:v="urn:schemas-microsoft-com:vml" xmlns:wp14="http://schemas.microsoft.com/office/word/2010/wordprocessingDrawing" xmlns:wp="http://schemas.openxmlformats.org/drawingml/2006/wordprocessingDrawing" xmlns:w10="urn:schemas-microsoft-com:office:word" xmlns:w="http://schemas.openxmlformats.org/wordprocessingml/2006/main" xmlns:w14="http://schemas.microsoft.com/office/word/2010/wordml" xmlns:w15="http://schemas.microsoft.com/office/word/2012/wordml" xmlns:w16se="http://schemas.microsoft.com/office/word/2015/wordml/symex" xmlns:wpg="http://schemas.microsoft.com/office/word/2010/wordprocessingGroup" xmlns:wpi="http://schemas.microsoft.com/office/word/2010/wordprocessingInk" xmlns:wne="http://schemas.microsoft.com/office/word/2006/wordml" xmlns:wps="http://schemas.microsoft.com/office/word/2010/wordprocessingShape" mc:Ignorable="w14 w15 w16se wp14">
+<w:document xmlns:wpc="http://schemas.microsoft.com/office/word/2010/wordprocessingCanvas" xmlns:cx="http://schemas.microsoft.com/office/drawing/2014/chartex" xmlns:cx1="http://schemas.microsoft.com/office/drawing/2015/9/8/chartex" xmlns:cx2="http://schemas.microsoft.com/office/drawing/2015/10/21/chartex" xmlns:cx3="http://schemas.microsoft.com/office/drawing/2016/5/9/chartex" xmlns:cx4="http://schemas.microsoft.com/office/drawing/2016/5/10/chartex" xmlns:cx5="http://schemas.microsoft.com/office/drawing/2016/5/11/chartex" xmlns:cx6="http://schemas.microsoft.com/office/drawing/2016/5/12/chartex" xmlns:cx7="http://schemas.microsoft.com/office/drawing/2016/5/13/chartex" xmlns:cx8="http://schemas.microsoft.com/office/drawing/2016/5/14/chartex" xmlns:mc="http://schemas.openxmlformats.org/markup-compatibility/2006" xmlns:aink="http://schemas.microsoft.com/office/drawing/2016/ink" xmlns:am3d="http://schemas.microsoft.com/office/drawing/2017/model3d" xmlns:o="urn:schemas-microsoft-com:office:office" xmlns:oel="http://schemas.microsoft.com/office/2019/extlst" xmlns:r="http://schemas.openxmlformats.org/officeDocument/2006/relationships" xmlns:m="http://schemas.openxmlformats.org/officeDocument/2006/math" xmlns:v="urn:schemas-microsoft-com:vml" xmlns:wp14="http://schemas.microsoft.com/office/word/2010/wordprocessingDrawing" xmlns:wp="http://schemas.openxmlformats.org/drawingml/2006/wordprocessingDrawing" xmlns:w10="urn:schemas-microsoft-com:office:word" xmlns:w="http://schemas.openxmlformats.org/wordprocessingml/2006/main" xmlns:w14="http://schemas.microsoft.com/office/word/2010/wordml" xmlns:w15="http://schemas.microsoft.com/office/word/2012/wordml" xmlns:w16cex="http://schemas.microsoft.com/office/word/2018/wordml/cex" xmlns:w16cid="http://schemas.microsoft.com/office/word/2016/wordml/cid" xmlns:w16="http://schemas.microsoft.com/office/word/2018/wordml" xmlns:w16du="http://schemas.microsoft.com/office/word/2023/wordml/word16du" xmlns:w16sdtdh="http://schemas.microsoft.com/office/word/2020/wordml/sdtdatahash" xmlns:w16sdtfl="http://schemas.microsoft.com/office/word/2024/wordml/sdtformatlock" xmlns:w16se="http://schemas.microsoft.com/office/word/2015/wordml/symex" xmlns:wpg="http://schemas.microsoft.com/office/word/2010/wordprocessingGroup" xmlns:wpi="http://schemas.microsoft.com/office/word/2010/wordprocessingInk" xmlns:wne="http://schemas.microsoft.com/office/word/2006/wordml" xmlns:wps="http://schemas.microsoft.com/office/word/2010/wordprocessingShape" mc:Ignorable="w14 w15 w16se w16cid w16 w16cex w16sdtdh w16sdtfl w16du wp14">
   <w:body>
     <w:p>
       <w:pPr>
@@ -52,7 +52,25 @@
           <w:szCs w:val="24"/>
           <w:lang w:val="pt-BR"/>
         </w:rPr>
-        <w:t xml:space="preserve"> teve como objetivo principal a criação de um modelo tridimensional de um túnel de vento funcional, voltado para a realização de testes com aeromodelos, visando analisar o comportamento aerodinâmico em ambiente controlado. Os problemas abordados incluem a ausência de ferramentas acessíveis para testes aerodinâmicos em pequena escala e a dificuldade de estudantes e hobbistas em validar empiricamente seus projetos.</w:t>
+        <w:t xml:space="preserve"> teve como objetivo principal a criação de um modelo tridimensional de um túnel de vento funcional, voltado para a realização de testes com aeromodelos, visando analisar o comportamento aerodinâmico em ambiente controlado. Os problemas abordados incluem a ausência de ferramentas acessíveis para testes aerodinâmicos em pequena escala e a dificuldade de estudantes e </w:t>
+      </w:r>
+      <w:proofErr w:type="spellStart"/>
+      <w:r>
+        <w:rPr>
+          <w:rFonts w:cs="Times New Roman"/>
+          <w:szCs w:val="24"/>
+          <w:lang w:val="pt-BR"/>
+        </w:rPr>
+        <w:t>hobbistas</w:t>
+      </w:r>
+      <w:proofErr w:type="spellEnd"/>
+      <w:r>
+        <w:rPr>
+          <w:rFonts w:cs="Times New Roman"/>
+          <w:szCs w:val="24"/>
+          <w:lang w:val="pt-BR"/>
+        </w:rPr>
+        <w:t xml:space="preserve"> em validar empiricamente seus projetos.</w:t>
       </w:r>
     </w:p>
     <w:p>
@@ -107,7 +125,21 @@
         <w:rPr>
           <w:lang w:val="pt-BR"/>
         </w:rPr>
-        <w:t>acilidade (Azevedo; Conci, 2022</w:t>
+        <w:t xml:space="preserve">acilidade (Azevedo; </w:t>
+      </w:r>
+      <w:proofErr w:type="spellStart"/>
+      <w:r>
+        <w:rPr>
+          <w:lang w:val="pt-BR"/>
+        </w:rPr>
+        <w:t>Conci</w:t>
+      </w:r>
+      <w:proofErr w:type="spellEnd"/>
+      <w:r>
+        <w:rPr>
+          <w:lang w:val="pt-BR"/>
+        </w:rPr>
+        <w:t>, 2022</w:t>
       </w:r>
       <w:r>
         <w:rPr>
@@ -393,7 +425,21 @@
         <w:rPr>
           <w:lang w:val="pt-BR"/>
         </w:rPr>
-        <w:t>Fonte: Núnez (2021)</w:t>
+        <w:t xml:space="preserve">Fonte: </w:t>
+      </w:r>
+      <w:proofErr w:type="spellStart"/>
+      <w:r>
+        <w:rPr>
+          <w:lang w:val="pt-BR"/>
+        </w:rPr>
+        <w:t>Núnez</w:t>
+      </w:r>
+      <w:proofErr w:type="spellEnd"/>
+      <w:r>
+        <w:rPr>
+          <w:lang w:val="pt-BR"/>
+        </w:rPr>
+        <w:t xml:space="preserve"> (2021)</w:t>
       </w:r>
     </w:p>
     <w:p>
@@ -445,7 +491,23 @@
           <w:rFonts w:cs="Times New Roman"/>
           <w:lang w:val="pt-BR"/>
         </w:rPr>
-        <w:t xml:space="preserve">No campo da computação gráfica, as primitivas gráficas são os elementos geométricos mais básicos usados para construir imagens: pontos, linhas, polígonos (como triângulos) e formas tridimensionais simples como cubos, esferas e cilindros (Azevedo; Conci, 2022). </w:t>
+        <w:t xml:space="preserve">No campo da computação gráfica, as primitivas gráficas são os elementos geométricos mais básicos usados para construir imagens: pontos, linhas, polígonos (como triângulos) e formas tridimensionais simples como cubos, esferas e cilindros (Azevedo; </w:t>
+      </w:r>
+      <w:proofErr w:type="spellStart"/>
+      <w:r>
+        <w:rPr>
+          <w:rFonts w:cs="Times New Roman"/>
+          <w:lang w:val="pt-BR"/>
+        </w:rPr>
+        <w:t>Conci</w:t>
+      </w:r>
+      <w:proofErr w:type="spellEnd"/>
+      <w:r>
+        <w:rPr>
+          <w:rFonts w:cs="Times New Roman"/>
+          <w:lang w:val="pt-BR"/>
+        </w:rPr>
+        <w:t xml:space="preserve">, 2022). </w:t>
       </w:r>
     </w:p>
     <w:p>
@@ -504,8 +566,33 @@
           <w:i/>
           <w:lang w:val="pt-BR"/>
         </w:rPr>
-        <w:t>Virtual Reality Modeling Language</w:t>
-      </w:r>
+        <w:t xml:space="preserve">Virtual Reality </w:t>
+      </w:r>
+      <w:proofErr w:type="spellStart"/>
+      <w:r>
+        <w:rPr>
+          <w:i/>
+          <w:lang w:val="pt-BR"/>
+        </w:rPr>
+        <w:t>Modeling</w:t>
+      </w:r>
+      <w:proofErr w:type="spellEnd"/>
+      <w:r>
+        <w:rPr>
+          <w:i/>
+          <w:lang w:val="pt-BR"/>
+        </w:rPr>
+        <w:t xml:space="preserve"> </w:t>
+      </w:r>
+      <w:proofErr w:type="spellStart"/>
+      <w:r>
+        <w:rPr>
+          <w:i/>
+          <w:lang w:val="pt-BR"/>
+        </w:rPr>
+        <w:t>Language</w:t>
+      </w:r>
+      <w:proofErr w:type="spellEnd"/>
       <w:r>
         <w:rPr>
           <w:lang w:val="pt-BR"/>
@@ -1396,8 +1483,18 @@
           <w:lang w:val="pt-BR"/>
         </w:rPr>
         <w:lastRenderedPageBreak/>
-        <w:t>2.6 JavaScript</w:t>
-      </w:r>
+        <w:t xml:space="preserve">2.6 </w:t>
+      </w:r>
+      <w:proofErr w:type="spellStart"/>
+      <w:r>
+        <w:rPr>
+          <w:rFonts w:cs="Times New Roman"/>
+          <w:b/>
+          <w:lang w:val="pt-BR"/>
+        </w:rPr>
+        <w:t>JavaScript</w:t>
+      </w:r>
+      <w:proofErr w:type="spellEnd"/>
     </w:p>
     <w:p>
       <w:pPr>
@@ -1414,7 +1511,23 @@
           <w:rFonts w:cs="Times New Roman"/>
           <w:lang w:val="pt-BR"/>
         </w:rPr>
-        <w:t xml:space="preserve">Para apresentar os resultados de forma visual e interativa, optou-se pela utilização da linguagem JavaScript, devido à sua flexibilidade e à capacidade de manipular elementos gráficos diretamente no navegador. Neste projeto, </w:t>
+        <w:t xml:space="preserve">Para apresentar os resultados de forma visual e interativa, optou-se pela utilização da linguagem </w:t>
+      </w:r>
+      <w:proofErr w:type="spellStart"/>
+      <w:r>
+        <w:rPr>
+          <w:rFonts w:cs="Times New Roman"/>
+          <w:lang w:val="pt-BR"/>
+        </w:rPr>
+        <w:t>JavaScript</w:t>
+      </w:r>
+      <w:proofErr w:type="spellEnd"/>
+      <w:r>
+        <w:rPr>
+          <w:rFonts w:cs="Times New Roman"/>
+          <w:lang w:val="pt-BR"/>
+        </w:rPr>
+        <w:t xml:space="preserve">, devido à sua flexibilidade e à capacidade de manipular elementos gráficos diretamente no navegador. Neste projeto, </w:t>
       </w:r>
       <w:r>
         <w:rPr>
@@ -1465,12 +1578,21 @@
         </w:rPr>
         <w:t xml:space="preserve"> </w:t>
       </w:r>
-      <w:r>
-        <w:rPr>
-          <w:rFonts w:cs="Times New Roman"/>
-          <w:lang w:val="pt-BR"/>
-        </w:rPr>
-        <w:t>Highcharts, que se destaca por sua robustez e facilidade de implementação, permitindo a criação de gráficos dinâmicos, com animações suaves, responsividade e interações personalizáveis.</w:t>
+      <w:proofErr w:type="spellStart"/>
+      <w:r>
+        <w:rPr>
+          <w:rFonts w:cs="Times New Roman"/>
+          <w:lang w:val="pt-BR"/>
+        </w:rPr>
+        <w:t>Highcharts</w:t>
+      </w:r>
+      <w:proofErr w:type="spellEnd"/>
+      <w:r>
+        <w:rPr>
+          <w:rFonts w:cs="Times New Roman"/>
+          <w:lang w:val="pt-BR"/>
+        </w:rPr>
+        <w:t>, que se destaca por sua robustez e facilidade de implementação, permitindo a criação de gráficos dinâmicos, com animações suaves, responsividade e interações personalizáveis.</w:t>
       </w:r>
     </w:p>
     <w:p>
@@ -1495,14 +1617,28 @@
           <w:rFonts w:cs="Times New Roman"/>
           <w:lang w:val="pt-BR"/>
         </w:rPr>
-        <w:t>Haverbeke</w:t>
-      </w:r>
-      <w:r>
-        <w:rPr>
-          <w:rFonts w:cs="Times New Roman"/>
-          <w:lang w:val="pt-BR"/>
-        </w:rPr>
-        <w:t>, 2023).</w:t>
+        <w:t>Flanagan</w:t>
+      </w:r>
+      <w:r>
+        <w:rPr>
+          <w:rFonts w:cs="Times New Roman"/>
+          <w:lang w:val="pt-BR"/>
+        </w:rPr>
+        <w:t>, 202</w:t>
+      </w:r>
+      <w:r>
+        <w:rPr>
+          <w:rFonts w:cs="Times New Roman"/>
+          <w:lang w:val="pt-BR"/>
+        </w:rPr>
+        <w:t>0</w:t>
+      </w:r>
+      <w:r>
+        <w:rPr>
+          <w:rFonts w:cs="Times New Roman"/>
+          <w:lang w:val="pt-BR"/>
+        </w:rPr>
+        <w:t>).</w:t>
       </w:r>
     </w:p>
     <w:p>
@@ -1655,13 +1791,30 @@
           <w:b/>
           <w:lang w:val="pt-BR"/>
         </w:rPr>
-        <w:t xml:space="preserve">Windows Forms </w:t>
-      </w:r>
+        <w:t xml:space="preserve">Windows </w:t>
+      </w:r>
+      <w:proofErr w:type="spellStart"/>
       <w:r>
         <w:rPr>
           <w:b/>
           <w:lang w:val="pt-BR"/>
         </w:rPr>
+        <w:t>Forms</w:t>
+      </w:r>
+      <w:proofErr w:type="spellEnd"/>
+      <w:r>
+        <w:rPr>
+          <w:b/>
+          <w:lang w:val="pt-BR"/>
+        </w:rPr>
+        <w:t xml:space="preserve"> </w:t>
+      </w:r>
+      <w:proofErr w:type="gramStart"/>
+      <w:r>
+        <w:rPr>
+          <w:b/>
+          <w:lang w:val="pt-BR"/>
+        </w:rPr>
         <w:t>C#</w:t>
       </w:r>
       <w:r>
@@ -1670,7 +1823,34 @@
           <w:b/>
           <w:lang w:val="pt-BR"/>
         </w:rPr>
-        <w:t xml:space="preserve">       </w:t>
+        <w:t xml:space="preserve">  </w:t>
+      </w:r>
+      <w:r>
+        <w:rPr>
+          <w:rFonts w:cs="Times New Roman"/>
+          <w:b/>
+          <w:color w:val="EE0000"/>
+          <w:lang w:val="pt-BR"/>
+        </w:rPr>
+        <w:t>Ferramenta</w:t>
+      </w:r>
+      <w:proofErr w:type="gramEnd"/>
+      <w:r>
+        <w:rPr>
+          <w:rFonts w:cs="Times New Roman"/>
+          <w:b/>
+          <w:color w:val="EE0000"/>
+          <w:lang w:val="pt-BR"/>
+        </w:rPr>
+        <w:t xml:space="preserve"> RAD</w:t>
+      </w:r>
+      <w:r>
+        <w:rPr>
+          <w:rFonts w:cs="Times New Roman"/>
+          <w:b/>
+          <w:lang w:val="pt-BR"/>
+        </w:rPr>
+        <w:t xml:space="preserve">     </w:t>
       </w:r>
     </w:p>
     <w:p>
@@ -1688,7 +1868,39 @@
           <w:rFonts w:cs="Times New Roman"/>
           <w:lang w:val="pt-BR"/>
         </w:rPr>
-        <w:t xml:space="preserve">O Windows Forms (WinForms) é um </w:t>
+        <w:t xml:space="preserve">O Windows </w:t>
+      </w:r>
+      <w:proofErr w:type="spellStart"/>
+      <w:r>
+        <w:rPr>
+          <w:rFonts w:cs="Times New Roman"/>
+          <w:lang w:val="pt-BR"/>
+        </w:rPr>
+        <w:t>Forms</w:t>
+      </w:r>
+      <w:proofErr w:type="spellEnd"/>
+      <w:r>
+        <w:rPr>
+          <w:rFonts w:cs="Times New Roman"/>
+          <w:lang w:val="pt-BR"/>
+        </w:rPr>
+        <w:t xml:space="preserve"> (</w:t>
+      </w:r>
+      <w:proofErr w:type="spellStart"/>
+      <w:r>
+        <w:rPr>
+          <w:rFonts w:cs="Times New Roman"/>
+          <w:lang w:val="pt-BR"/>
+        </w:rPr>
+        <w:t>WinForms</w:t>
+      </w:r>
+      <w:proofErr w:type="spellEnd"/>
+      <w:r>
+        <w:rPr>
+          <w:rFonts w:cs="Times New Roman"/>
+          <w:lang w:val="pt-BR"/>
+        </w:rPr>
+        <w:t xml:space="preserve">) é um </w:t>
       </w:r>
       <w:r>
         <w:rPr>
@@ -1749,8 +1961,6 @@
         </w:rPr>
         <w:t>, 2020).</w:t>
       </w:r>
-      <w:bookmarkStart w:id="0" w:name="_GoBack"/>
-      <w:bookmarkEnd w:id="0"/>
     </w:p>
     <w:p>
       <w:pPr>
@@ -1790,8 +2000,18 @@
           <w:bCs/>
           <w:lang w:val="pt-BR"/>
         </w:rPr>
-        <w:t>Windows Forms</w:t>
-      </w:r>
+        <w:t xml:space="preserve">Windows </w:t>
+      </w:r>
+      <w:proofErr w:type="spellStart"/>
+      <w:r>
+        <w:rPr>
+          <w:rFonts w:cs="Times New Roman"/>
+          <w:bCs/>
+          <w:lang w:val="pt-BR"/>
+        </w:rPr>
+        <w:t>Forms</w:t>
+      </w:r>
+      <w:proofErr w:type="spellEnd"/>
       <w:r>
         <w:rPr>
           <w:rFonts w:cs="Times New Roman"/>
@@ -1831,6 +2051,7 @@
         </w:rPr>
         <w:t xml:space="preserve"> C# não apenas dá suporte à lógica computacional por trás do sistema, mas também conecta o controle do usuário à parte gráfica, tornando o funcionamento do túnel de vento mais dinâmico, interativo e fiel às condições reais (</w:t>
       </w:r>
+      <w:proofErr w:type="spellStart"/>
       <w:r>
         <w:rPr>
           <w:rFonts w:cs="Times New Roman"/>
@@ -1838,6 +2059,7 @@
         </w:rPr>
         <w:t>Sebesta</w:t>
       </w:r>
+      <w:proofErr w:type="spellEnd"/>
       <w:r>
         <w:rPr>
           <w:rFonts w:cs="Times New Roman"/>
@@ -1853,6 +2075,79 @@
         <w:jc w:val="both"/>
         <w:rPr>
           <w:rFonts w:cs="Times New Roman"/>
+          <w:color w:val="EE0000"/>
+          <w:lang w:val="pt-BR"/>
+        </w:rPr>
+      </w:pPr>
+      <w:proofErr w:type="spellStart"/>
+      <w:r>
+        <w:rPr>
+          <w:rFonts w:cs="Times New Roman"/>
+          <w:color w:val="EE0000"/>
+          <w:lang w:val="pt-BR"/>
+        </w:rPr>
+        <w:t>RapidAuthorViewer</w:t>
+      </w:r>
+      <w:proofErr w:type="spellEnd"/>
+    </w:p>
+    <w:p>
+      <w:pPr>
+        <w:rPr>
+          <w:rFonts w:cs="Times New Roman"/>
+          <w:color w:val="EE0000"/>
+          <w:lang w:val="pt-BR"/>
+        </w:rPr>
+      </w:pPr>
+      <w:r>
+        <w:rPr>
+          <w:rFonts w:cs="Times New Roman"/>
+          <w:color w:val="EE0000"/>
+          <w:lang w:val="pt-BR"/>
+        </w:rPr>
+        <w:t xml:space="preserve">     Classe</w:t>
+      </w:r>
+    </w:p>
+    <w:p>
+      <w:pPr>
+        <w:rPr>
+          <w:rFonts w:cs="Times New Roman"/>
+          <w:color w:val="EE0000"/>
+          <w:lang w:val="pt-BR"/>
+        </w:rPr>
+      </w:pPr>
+      <w:r>
+        <w:rPr>
+          <w:rFonts w:cs="Times New Roman"/>
+          <w:color w:val="EE0000"/>
+          <w:lang w:val="pt-BR"/>
+        </w:rPr>
+        <w:t xml:space="preserve">     Guna</w:t>
+      </w:r>
+    </w:p>
+    <w:p>
+      <w:pPr>
+        <w:rPr>
+          <w:rFonts w:cs="Times New Roman"/>
+          <w:color w:val="EE0000"/>
+          <w:lang w:val="pt-BR"/>
+        </w:rPr>
+      </w:pPr>
+      <w:r>
+        <w:rPr>
+          <w:rFonts w:cs="Times New Roman"/>
+          <w:color w:val="EE0000"/>
+          <w:lang w:val="pt-BR"/>
+        </w:rPr>
+        <w:t xml:space="preserve">     SQL</w:t>
+      </w:r>
+    </w:p>
+    <w:p>
+      <w:pPr>
+        <w:spacing w:line="360" w:lineRule="auto"/>
+        <w:ind w:firstLine="284"/>
+        <w:jc w:val="both"/>
+        <w:rPr>
+          <w:rFonts w:cs="Times New Roman"/>
           <w:b/>
           <w:lang w:val="pt-BR"/>
         </w:rPr>
@@ -1907,7 +2202,7 @@
           <w:szCs w:val="24"/>
           <w:lang w:val="pt-BR" w:eastAsia="pt-BR"/>
         </w:rPr>
-        <w:t xml:space="preserve"> apresenta o diagrama de caso de uso do sistema. Neste esquema, estão dispostas figuras que representam as funcionalidades do programa e a sequência progressiva de suas operações durante o uso da aplicação. A utilidade do sistema está organizada de forma linear e contínua, onde o usuário deve acessar principalmente o programa para, em seguida, prosseguir com as ações subsequentes. Após o usuário iniciar a plataforma, ele será direcionado para o campo de simulação. Em seguida, deverá selecionar o tipo de asa para a definição dos parâmetros. Logo depois, o usuário deve escolher as condições de teste para o modelo selecionado, definindo a pressão estática, a densidade do ar, a velocidade do escoamento e a altura em relação a um nível específico. Depois, ele poderá iniciar a simulação. Ao final da simulação, o usuário terá acesso aos resultados referentes às condições selecionadas. Por fim, após todos os passos serem seguidos corretamente e na ordem, um gráfico será ge</w:t>
+        <w:t xml:space="preserve"> apresenta o diagrama de caso de uso do sistema. Neste esquema, estão dispostas figuras que representam as funcionalidades do programa e a sequência progressiva de suas operações durante o uso da aplicação. A utilidade do sistema está organizada de forma linear e contínua, onde o usuário deve acessar principalmente o programa para, em seguida, prosseguir com as ações subsequentes. Após o usuário iniciar a plataforma, ele será direcionado para o campo de </w:t>
       </w:r>
       <w:r>
         <w:rPr>
@@ -1915,6 +2210,15 @@
           <w:szCs w:val="24"/>
           <w:lang w:val="pt-BR" w:eastAsia="pt-BR"/>
         </w:rPr>
+        <w:lastRenderedPageBreak/>
+        <w:t>simulação. Em seguida, deverá selecionar o tipo de asa para a definição dos parâmetros. Logo depois, o usuário deve escolher as condições de teste para o modelo selecionado, definindo a pressão estática, a densidade do ar, a velocidade do escoamento e a altura em relação a um nível específico. Depois, ele poderá iniciar a simulação. Ao final da simulação, o usuário terá acesso aos resultados referentes às condições selecionadas. Por fim, após todos os passos serem seguidos corretamente e na ordem, um gráfico será ge</w:t>
+      </w:r>
+      <w:r>
+        <w:rPr>
+          <w:rFonts w:eastAsia="Times New Roman" w:cs="Times New Roman"/>
+          <w:szCs w:val="24"/>
+          <w:lang w:val="pt-BR" w:eastAsia="pt-BR"/>
+        </w:rPr>
         <w:t>rado com os resultados do teste.</w:t>
       </w:r>
     </w:p>
@@ -1935,7 +2239,6 @@
           <w:sz w:val="20"/>
           <w:lang w:val="pt-BR"/>
         </w:rPr>
-        <w:lastRenderedPageBreak/>
         <w:t xml:space="preserve">Figura </w:t>
       </w:r>
       <w:r>
@@ -2102,7 +2405,15 @@
           <w:rFonts w:cs="Times New Roman"/>
           <w:lang w:val="pt-BR"/>
         </w:rPr>
-        <w:t xml:space="preserve">A análise de custo é uma etapa fundamental em qualquer projeto, pois permite identificar, estimar e organizar os gastos envolvidos na execução das atividades. Seu principal objetivo é compreender quanto será investido em recursos materiais, humanos e tecnológicos, possibilitando uma avaliação mais precisa da viabilidade econômica do projeto. A partir dessa análise, é possível tomar decisões mais estratégicas, otimizar o uso dos recursos disponíveis e justificar o orçamento total. A seguir, </w:t>
+        <w:t xml:space="preserve">A análise de custo é uma etapa fundamental em qualquer projeto, pois permite identificar, estimar e organizar os gastos envolvidos na execução das atividades. Seu principal objetivo é compreender quanto será investido em recursos materiais, humanos e tecnológicos, possibilitando uma avaliação mais precisa da viabilidade econômica do projeto. A partir dessa análise, é possível </w:t>
+      </w:r>
+      <w:r>
+        <w:rPr>
+          <w:rFonts w:cs="Times New Roman"/>
+          <w:lang w:val="pt-BR"/>
+        </w:rPr>
+        <w:lastRenderedPageBreak/>
+        <w:t xml:space="preserve">tomar decisões mais estratégicas, otimizar o uso dos recursos disponíveis e justificar o orçamento total. A seguir, </w:t>
       </w:r>
       <w:r>
         <w:rPr>
@@ -2168,15 +2479,16 @@
                 <w:szCs w:val="24"/>
               </w:rPr>
             </w:pPr>
+            <w:proofErr w:type="spellStart"/>
             <w:r>
               <w:rPr>
                 <w:rFonts w:cs="Times New Roman"/>
                 <w:color w:val="000000" w:themeColor="text1"/>
                 <w:szCs w:val="24"/>
               </w:rPr>
-              <w:lastRenderedPageBreak/>
               <w:t>Função</w:t>
             </w:r>
+            <w:proofErr w:type="spellEnd"/>
           </w:p>
         </w:tc>
         <w:tc>
@@ -2198,7 +2510,25 @@
                 <w:color w:val="000000" w:themeColor="text1"/>
                 <w:szCs w:val="24"/>
               </w:rPr>
-              <w:t>Valor/Mês (R$)</w:t>
+              <w:t>Valor/</w:t>
+            </w:r>
+            <w:proofErr w:type="spellStart"/>
+            <w:r>
+              <w:rPr>
+                <w:rFonts w:cs="Times New Roman"/>
+                <w:color w:val="000000" w:themeColor="text1"/>
+                <w:szCs w:val="24"/>
+              </w:rPr>
+              <w:t>Mês</w:t>
+            </w:r>
+            <w:proofErr w:type="spellEnd"/>
+            <w:r>
+              <w:rPr>
+                <w:rFonts w:cs="Times New Roman"/>
+                <w:color w:val="000000" w:themeColor="text1"/>
+                <w:szCs w:val="24"/>
+              </w:rPr>
+              <w:t xml:space="preserve"> (R$)</w:t>
             </w:r>
           </w:p>
         </w:tc>
@@ -2267,8 +2597,18 @@
                 <w:color w:val="000000" w:themeColor="text1"/>
                 <w:szCs w:val="24"/>
               </w:rPr>
-              <w:t>Horas trabalhadas</w:t>
+              <w:t xml:space="preserve">Horas </w:t>
             </w:r>
+            <w:proofErr w:type="spellStart"/>
+            <w:r>
+              <w:rPr>
+                <w:rFonts w:cs="Times New Roman"/>
+                <w:color w:val="000000" w:themeColor="text1"/>
+                <w:szCs w:val="24"/>
+              </w:rPr>
+              <w:t>trabalhadas</w:t>
+            </w:r>
+            <w:proofErr w:type="spellEnd"/>
           </w:p>
         </w:tc>
         <w:tc>
@@ -2312,13 +2652,23 @@
                 <w:szCs w:val="24"/>
               </w:rPr>
             </w:pPr>
+            <w:proofErr w:type="spellStart"/>
             <w:r>
               <w:rPr>
                 <w:rFonts w:cs="Times New Roman"/>
                 <w:color w:val="000000" w:themeColor="text1"/>
                 <w:szCs w:val="24"/>
               </w:rPr>
-              <w:t>Modelador 3D</w:t>
+              <w:t>Modelador</w:t>
+            </w:r>
+            <w:proofErr w:type="spellEnd"/>
+            <w:r>
+              <w:rPr>
+                <w:rFonts w:cs="Times New Roman"/>
+                <w:color w:val="000000" w:themeColor="text1"/>
+                <w:szCs w:val="24"/>
+              </w:rPr>
+              <w:t xml:space="preserve"> 3D</w:t>
             </w:r>
           </w:p>
         </w:tc>
@@ -2460,14 +2810,34 @@
                 <w:szCs w:val="24"/>
               </w:rPr>
             </w:pPr>
+            <w:proofErr w:type="spellStart"/>
             <w:r>
               <w:rPr>
                 <w:rFonts w:cs="Times New Roman"/>
                 <w:color w:val="000000" w:themeColor="text1"/>
                 <w:szCs w:val="24"/>
               </w:rPr>
-              <w:t>Programador Javascript</w:t>
+              <w:t>Programador</w:t>
             </w:r>
+            <w:proofErr w:type="spellEnd"/>
+            <w:r>
+              <w:rPr>
+                <w:rFonts w:cs="Times New Roman"/>
+                <w:color w:val="000000" w:themeColor="text1"/>
+                <w:szCs w:val="24"/>
+              </w:rPr>
+              <w:t xml:space="preserve"> </w:t>
+            </w:r>
+            <w:proofErr w:type="spellStart"/>
+            <w:r>
+              <w:rPr>
+                <w:rFonts w:cs="Times New Roman"/>
+                <w:color w:val="000000" w:themeColor="text1"/>
+                <w:szCs w:val="24"/>
+              </w:rPr>
+              <w:t>Javascript</w:t>
+            </w:r>
+            <w:proofErr w:type="spellEnd"/>
           </w:p>
         </w:tc>
         <w:tc>
@@ -2608,13 +2978,23 @@
                 <w:szCs w:val="24"/>
               </w:rPr>
             </w:pPr>
+            <w:proofErr w:type="spellStart"/>
             <w:r>
               <w:rPr>
                 <w:rFonts w:cs="Times New Roman"/>
                 <w:color w:val="000000" w:themeColor="text1"/>
                 <w:szCs w:val="24"/>
               </w:rPr>
-              <w:t>Analista de Sistema</w:t>
+              <w:t>Analista</w:t>
+            </w:r>
+            <w:proofErr w:type="spellEnd"/>
+            <w:r>
+              <w:rPr>
+                <w:rFonts w:cs="Times New Roman"/>
+                <w:color w:val="000000" w:themeColor="text1"/>
+                <w:szCs w:val="24"/>
+              </w:rPr>
+              <w:t xml:space="preserve"> de Sistema</w:t>
             </w:r>
           </w:p>
         </w:tc>
@@ -2756,13 +3136,23 @@
                 <w:szCs w:val="24"/>
               </w:rPr>
             </w:pPr>
+            <w:proofErr w:type="spellStart"/>
             <w:r>
               <w:rPr>
                 <w:rFonts w:cs="Times New Roman"/>
                 <w:color w:val="000000" w:themeColor="text1"/>
                 <w:szCs w:val="24"/>
               </w:rPr>
-              <w:t>Programador C#</w:t>
+              <w:t>Programador</w:t>
+            </w:r>
+            <w:proofErr w:type="spellEnd"/>
+            <w:r>
+              <w:rPr>
+                <w:rFonts w:cs="Times New Roman"/>
+                <w:color w:val="000000" w:themeColor="text1"/>
+                <w:szCs w:val="24"/>
+              </w:rPr>
+              <w:t xml:space="preserve"> C#</w:t>
             </w:r>
           </w:p>
         </w:tc>
@@ -2913,7 +3303,27 @@
                 <w:szCs w:val="24"/>
                 <w:lang w:val="pt-BR"/>
               </w:rPr>
-              <w:t>Custo Total do Projeto  (R$)</w:t>
+              <w:t xml:space="preserve">Custo Total do </w:t>
+            </w:r>
+            <w:proofErr w:type="gramStart"/>
+            <w:r>
+              <w:rPr>
+                <w:rFonts w:cs="Times New Roman"/>
+                <w:color w:val="000000" w:themeColor="text1"/>
+                <w:szCs w:val="24"/>
+                <w:lang w:val="pt-BR"/>
+              </w:rPr>
+              <w:t>Projeto  (</w:t>
+            </w:r>
+            <w:proofErr w:type="gramEnd"/>
+            <w:r>
+              <w:rPr>
+                <w:rFonts w:cs="Times New Roman"/>
+                <w:color w:val="000000" w:themeColor="text1"/>
+                <w:szCs w:val="24"/>
+                <w:lang w:val="pt-BR"/>
+              </w:rPr>
+              <w:t>R$)</w:t>
             </w:r>
           </w:p>
         </w:tc>
@@ -3144,101 +3554,62 @@
         <w:spacing w:line="360" w:lineRule="auto"/>
         <w:rPr>
           <w:rFonts w:cs="Times New Roman"/>
-          <w:sz w:val="20"/>
           <w:szCs w:val="20"/>
           <w:lang w:val="pt-BR"/>
         </w:rPr>
       </w:pPr>
+      <w:r>
+        <w:rPr>
+          <w:rFonts w:cs="Times New Roman"/>
+          <w:szCs w:val="20"/>
+          <w:lang w:val="pt-BR"/>
+        </w:rPr>
+        <w:lastRenderedPageBreak/>
+        <w:t>REFERÊNCIAS:</w:t>
+      </w:r>
     </w:p>
     <w:p>
       <w:pPr>
-        <w:spacing w:line="360" w:lineRule="auto"/>
-        <w:rPr>
-          <w:rFonts w:cs="Times New Roman"/>
-          <w:sz w:val="20"/>
-          <w:szCs w:val="20"/>
-          <w:lang w:val="pt-BR"/>
-        </w:rPr>
-      </w:pPr>
+        <w:pStyle w:val="NormalWeb"/>
+        <w:jc w:val="both"/>
+      </w:pPr>
+      <w:r>
+        <w:t>CONCI, Aura; AZEVEDO, Eduardo; LETA, Fabiana. Computação gráfica – Volume 2 –</w:t>
+      </w:r>
+      <w:r>
+        <w:rPr>
+          <w:b/>
+          <w:bCs/>
+        </w:rPr>
+        <w:t>Processamento de imagens digitais</w:t>
+      </w:r>
+      <w:r>
+        <w:t>. Rio de Janeiro: Campus, 2022.</w:t>
+      </w:r>
     </w:p>
     <w:p>
       <w:pPr>
-        <w:spacing w:line="360" w:lineRule="auto"/>
-        <w:rPr>
-          <w:rFonts w:cs="Times New Roman"/>
-          <w:sz w:val="20"/>
-          <w:szCs w:val="20"/>
-          <w:lang w:val="pt-BR"/>
-        </w:rPr>
-      </w:pPr>
-    </w:p>
-    <w:p>
-      <w:pPr>
-        <w:spacing w:line="360" w:lineRule="auto"/>
-        <w:rPr>
-          <w:rFonts w:cs="Times New Roman"/>
-          <w:sz w:val="20"/>
-          <w:szCs w:val="20"/>
-          <w:lang w:val="pt-BR"/>
-        </w:rPr>
-      </w:pPr>
-    </w:p>
-    <w:p>
-      <w:pPr>
-        <w:spacing w:line="360" w:lineRule="auto"/>
-        <w:rPr>
-          <w:rFonts w:cs="Times New Roman"/>
-          <w:szCs w:val="20"/>
-          <w:lang w:val="pt-BR"/>
-        </w:rPr>
-      </w:pPr>
-      <w:r>
-        <w:rPr>
-          <w:rFonts w:cs="Times New Roman"/>
-          <w:szCs w:val="20"/>
-          <w:lang w:val="pt-BR"/>
-        </w:rPr>
-        <w:lastRenderedPageBreak/>
-        <w:t>REFERÊNCIAS:</w:t>
-      </w:r>
-    </w:p>
-    <w:p>
-      <w:pPr>
         <w:pStyle w:val="NormalWeb"/>
         <w:jc w:val="both"/>
-        <w:rPr>
-          <w:lang w:val="en-US"/>
-        </w:rPr>
-      </w:pPr>
-      <w:r>
-        <w:t xml:space="preserve">AZEVEDO, Eduardo; CONCI, Aura; VASCONCELOS, Cristina. </w:t>
-      </w:r>
-      <w:r>
-        <w:rPr>
-          <w:rStyle w:val="Forte"/>
-        </w:rPr>
-        <w:t>Computação Gráfica: Teoria e Prática – Geração de Imagens</w:t>
-      </w:r>
+      </w:pPr>
+      <w:r>
+        <w:t xml:space="preserve">ZHU, </w:t>
+      </w:r>
+      <w:proofErr w:type="spellStart"/>
+      <w:r>
+        <w:t>Zhengwei</w:t>
+      </w:r>
+      <w:proofErr w:type="spellEnd"/>
+      <w:r>
+        <w:t xml:space="preserve">; WU, </w:t>
+      </w:r>
+      <w:proofErr w:type="spellStart"/>
+      <w:r>
+        <w:t>Jingxian</w:t>
+      </w:r>
+      <w:proofErr w:type="spellEnd"/>
       <w:r>
         <w:t xml:space="preserve">. </w:t>
-      </w:r>
-      <w:r>
-        <w:rPr>
-          <w:lang w:val="en-US"/>
-        </w:rPr>
-        <w:t>Rio de Janeiro: Alta Books, 2022.</w:t>
-      </w:r>
-    </w:p>
-    <w:p>
-      <w:pPr>
-        <w:pStyle w:val="NormalWeb"/>
-        <w:jc w:val="both"/>
-      </w:pPr>
-      <w:r>
-        <w:rPr>
-          <w:lang w:val="en-US"/>
-        </w:rPr>
-        <w:t xml:space="preserve">ZHU, Zhengwei; WU, Jingxian. </w:t>
       </w:r>
       <w:r>
         <w:rPr>
@@ -3251,7 +3622,21 @@
         <w:rPr>
           <w:lang w:val="en-US"/>
         </w:rPr>
-        <w:t xml:space="preserve">. IOP Conference Series: Materials Science and Engineering, [s.l.], v. 750, p. 012145, 2024. </w:t>
+        <w:t>. IOP Conference Series: Materials Science and Engineering, [</w:t>
+      </w:r>
+      <w:proofErr w:type="spellStart"/>
+      <w:r>
+        <w:rPr>
+          <w:lang w:val="en-US"/>
+        </w:rPr>
+        <w:t>s.l.</w:t>
+      </w:r>
+      <w:proofErr w:type="spellEnd"/>
+      <w:r>
+        <w:rPr>
+          <w:lang w:val="en-US"/>
+        </w:rPr>
+        <w:t xml:space="preserve">], v. 750, p. 012145, 2024. </w:t>
       </w:r>
       <w:r>
         <w:t>DOI: 10.1088/1757-899X/750/1/012145. Acesso em: 25 jun. 2025.</w:t>
@@ -3289,11 +3674,47 @@
       <w:r>
         <w:t xml:space="preserve">. </w:t>
       </w:r>
+      <w:proofErr w:type="spellStart"/>
       <w:r>
         <w:rPr>
           <w:lang w:val="en-US"/>
         </w:rPr>
-        <w:t>Acesso em: 15 maio 2025.</w:t>
+        <w:t>Acesso</w:t>
+      </w:r>
+      <w:proofErr w:type="spellEnd"/>
+      <w:r>
+        <w:rPr>
+          <w:lang w:val="en-US"/>
+        </w:rPr>
+        <w:t xml:space="preserve"> </w:t>
+      </w:r>
+      <w:proofErr w:type="spellStart"/>
+      <w:r>
+        <w:rPr>
+          <w:lang w:val="en-US"/>
+        </w:rPr>
+        <w:t>em</w:t>
+      </w:r>
+      <w:proofErr w:type="spellEnd"/>
+      <w:r>
+        <w:rPr>
+          <w:lang w:val="en-US"/>
+        </w:rPr>
+        <w:t xml:space="preserve">: 15 </w:t>
+      </w:r>
+      <w:proofErr w:type="spellStart"/>
+      <w:r>
+        <w:rPr>
+          <w:lang w:val="en-US"/>
+        </w:rPr>
+        <w:t>maio</w:t>
+      </w:r>
+      <w:proofErr w:type="spellEnd"/>
+      <w:r>
+        <w:rPr>
+          <w:lang w:val="en-US"/>
+        </w:rPr>
+        <w:t xml:space="preserve"> 2025.</w:t>
       </w:r>
     </w:p>
     <w:p>
@@ -3305,7 +3726,21 @@
         <w:rPr>
           <w:lang w:val="en-US"/>
         </w:rPr>
-        <w:t xml:space="preserve">HUANG, Chongqian. </w:t>
+        <w:t xml:space="preserve">HUANG, </w:t>
+      </w:r>
+      <w:proofErr w:type="spellStart"/>
+      <w:r>
+        <w:rPr>
+          <w:lang w:val="en-US"/>
+        </w:rPr>
+        <w:t>Chongqian</w:t>
+      </w:r>
+      <w:proofErr w:type="spellEnd"/>
+      <w:r>
+        <w:rPr>
+          <w:lang w:val="en-US"/>
+        </w:rPr>
+        <w:t xml:space="preserve">. </w:t>
       </w:r>
       <w:r>
         <w:rPr>
@@ -3320,8 +3755,37 @@
         </w:rPr>
         <w:t xml:space="preserve">. </w:t>
       </w:r>
-      <w:r>
-        <w:t xml:space="preserve">Journal of Physics: Conference Series, v. 2462, p. 012046, 2023. Disponível em: </w:t>
+      <w:proofErr w:type="spellStart"/>
+      <w:r>
+        <w:t>Journal</w:t>
+      </w:r>
+      <w:proofErr w:type="spellEnd"/>
+      <w:r>
+        <w:t xml:space="preserve"> </w:t>
+      </w:r>
+      <w:proofErr w:type="spellStart"/>
+      <w:r>
+        <w:t>of</w:t>
+      </w:r>
+      <w:proofErr w:type="spellEnd"/>
+      <w:r>
+        <w:t xml:space="preserve"> </w:t>
+      </w:r>
+      <w:proofErr w:type="spellStart"/>
+      <w:r>
+        <w:t>Physics</w:t>
+      </w:r>
+      <w:proofErr w:type="spellEnd"/>
+      <w:r>
+        <w:t xml:space="preserve">: </w:t>
+      </w:r>
+      <w:proofErr w:type="spellStart"/>
+      <w:r>
+        <w:t>Conference</w:t>
+      </w:r>
+      <w:proofErr w:type="spellEnd"/>
+      <w:r>
+        <w:t xml:space="preserve"> Series, v. 2462, p. 012046, 2023. Disponível em: </w:t>
       </w:r>
       <w:hyperlink r:id="rId13" w:tgtFrame="_new" w:history="1">
         <w:r>
@@ -3345,7 +3809,23 @@
         <w:jc w:val="both"/>
       </w:pPr>
       <w:r>
-        <w:t xml:space="preserve">SOUZA, Matheus Lecchi; DOURADO, Harerton Oliveira. </w:t>
+        <w:t xml:space="preserve">SOUZA, Matheus </w:t>
+      </w:r>
+      <w:proofErr w:type="spellStart"/>
+      <w:r>
+        <w:t>Lecchi</w:t>
+      </w:r>
+      <w:proofErr w:type="spellEnd"/>
+      <w:r>
+        <w:t xml:space="preserve">; DOURADO, </w:t>
+      </w:r>
+      <w:proofErr w:type="spellStart"/>
+      <w:r>
+        <w:t>Harerton</w:t>
+      </w:r>
+      <w:proofErr w:type="spellEnd"/>
+      <w:r>
+        <w:t xml:space="preserve"> Oliveira. </w:t>
       </w:r>
       <w:r>
         <w:rPr>
@@ -3380,14 +3860,38 @@
       <w:r>
         <w:t xml:space="preserve">HALL, Nancy. </w:t>
       </w:r>
+      <w:proofErr w:type="spellStart"/>
       <w:r>
         <w:rPr>
           <w:rStyle w:val="Forte"/>
         </w:rPr>
-        <w:t>Bernoulli's Principle</w:t>
-      </w:r>
-      <w:r>
-        <w:t xml:space="preserve">. NASA Glenn Research Center, 2021. Disponível em: </w:t>
+        <w:t>Bernoulli's</w:t>
+      </w:r>
+      <w:proofErr w:type="spellEnd"/>
+      <w:r>
+        <w:rPr>
+          <w:rStyle w:val="Forte"/>
+        </w:rPr>
+        <w:t xml:space="preserve"> </w:t>
+      </w:r>
+      <w:proofErr w:type="spellStart"/>
+      <w:r>
+        <w:rPr>
+          <w:rStyle w:val="Forte"/>
+        </w:rPr>
+        <w:t>Principle</w:t>
+      </w:r>
+      <w:proofErr w:type="spellEnd"/>
+      <w:r>
+        <w:t xml:space="preserve">. NASA Glenn </w:t>
+      </w:r>
+      <w:proofErr w:type="spellStart"/>
+      <w:r>
+        <w:t>Research</w:t>
+      </w:r>
+      <w:proofErr w:type="spellEnd"/>
+      <w:r>
+        <w:t xml:space="preserve"> Center, 2021. Disponível em: </w:t>
       </w:r>
       <w:hyperlink r:id="rId15" w:tgtFrame="_new" w:history="1">
         <w:r>
@@ -3401,11 +3905,47 @@
       <w:r>
         <w:t xml:space="preserve">. </w:t>
       </w:r>
+      <w:proofErr w:type="spellStart"/>
       <w:r>
         <w:rPr>
           <w:lang w:val="en-US"/>
         </w:rPr>
-        <w:t>Acesso em: 15 maio 2025.</w:t>
+        <w:t>Acesso</w:t>
+      </w:r>
+      <w:proofErr w:type="spellEnd"/>
+      <w:r>
+        <w:rPr>
+          <w:lang w:val="en-US"/>
+        </w:rPr>
+        <w:t xml:space="preserve"> </w:t>
+      </w:r>
+      <w:proofErr w:type="spellStart"/>
+      <w:r>
+        <w:rPr>
+          <w:lang w:val="en-US"/>
+        </w:rPr>
+        <w:t>em</w:t>
+      </w:r>
+      <w:proofErr w:type="spellEnd"/>
+      <w:r>
+        <w:rPr>
+          <w:lang w:val="en-US"/>
+        </w:rPr>
+        <w:t xml:space="preserve">: 15 </w:t>
+      </w:r>
+      <w:proofErr w:type="spellStart"/>
+      <w:r>
+        <w:rPr>
+          <w:lang w:val="en-US"/>
+        </w:rPr>
+        <w:t>maio</w:t>
+      </w:r>
+      <w:proofErr w:type="spellEnd"/>
+      <w:r>
+        <w:rPr>
+          <w:lang w:val="en-US"/>
+        </w:rPr>
+        <w:t xml:space="preserve"> 2025.</w:t>
       </w:r>
     </w:p>
     <w:p>
@@ -3448,26 +3988,37 @@
         <w:rPr>
           <w:lang w:val="en-US"/>
         </w:rPr>
-        <w:t xml:space="preserve">HAVERBEKE, Marijn. </w:t>
-      </w:r>
-      <w:r>
-        <w:rPr>
-          <w:rStyle w:val="Forte"/>
+        <w:t xml:space="preserve">FLANAGAN, David. </w:t>
+      </w:r>
+      <w:r>
+        <w:rPr>
+          <w:b/>
+          <w:bCs/>
           <w:lang w:val="en-US"/>
         </w:rPr>
-        <w:t>Eloquent JavaScript: A Modern Introduction to Programming</w:t>
-      </w:r>
-      <w:r>
-        <w:rPr>
+        <w:t>JavaScript: the definitive guide: master the world's most-used</w:t>
+      </w:r>
+      <w:r>
+        <w:rPr>
+          <w:b/>
+          <w:bCs/>
           <w:lang w:val="en-US"/>
         </w:rPr>
-        <w:t xml:space="preserve">. </w:t>
-      </w:r>
-      <w:r>
-        <w:rPr>
+        <w:t xml:space="preserve"> </w:t>
+      </w:r>
+      <w:r>
+        <w:rPr>
+          <w:b/>
+          <w:bCs/>
           <w:lang w:val="en-US"/>
         </w:rPr>
-        <w:t>4. ed. San Francisco: No Starch Press, 2024. ISBN 9781718508133.</w:t>
+        <w:t>programming language</w:t>
+      </w:r>
+      <w:r>
+        <w:rPr>
+          <w:lang w:val="en-US"/>
+        </w:rPr>
+        <w:t>. 7. ed. Sebastopol: O'Reilly Media, 2020.</w:t>
       </w:r>
     </w:p>
     <w:p>
@@ -3649,7 +4200,7 @@
               </wp:anchor>
             </w:drawing>
           </mc:Choice>
-          <mc:Fallback xmlns:cx1="http://schemas.microsoft.com/office/drawing/2015/9/8/chartex" xmlns:cx2="http://schemas.microsoft.com/office/drawing/2015/10/21/chartex" xmlns:cx3="http://schemas.microsoft.com/office/drawing/2016/5/9/chartex" xmlns:cx4="http://schemas.microsoft.com/office/drawing/2016/5/10/chartex" xmlns:cx5="http://schemas.microsoft.com/office/drawing/2016/5/11/chartex" xmlns:cx6="http://schemas.microsoft.com/office/drawing/2016/5/12/chartex" xmlns:cx7="http://schemas.microsoft.com/office/drawing/2016/5/13/chartex" xmlns:cx8="http://schemas.microsoft.com/office/drawing/2016/5/14/chartex" xmlns:aink="http://schemas.microsoft.com/office/drawing/2016/ink" xmlns:am3d="http://schemas.microsoft.com/office/drawing/2017/model3d" xmlns:oel="http://schemas.microsoft.com/office/2019/extlst" xmlns:w16cex="http://schemas.microsoft.com/office/word/2018/wordml/cex" xmlns:w16cid="http://schemas.microsoft.com/office/word/2016/wordml/cid" xmlns:w16="http://schemas.microsoft.com/office/word/2018/wordml" xmlns:w16du="http://schemas.microsoft.com/office/word/2023/wordml/word16du" xmlns:w16sdtdh="http://schemas.microsoft.com/office/word/2020/wordml/sdtdatahash" xmlns:w16sdtfl="http://schemas.microsoft.com/office/word/2024/wordml/sdtformatlock">
+          <mc:Fallback>
             <w:pict>
               <v:line w14:anchorId="5A3C604A" id="Conector Reto 1" o:spid="_x0000_s1026" style="position:absolute;z-index:251659264;visibility:visible;mso-wrap-style:square;mso-width-percent:0;mso-height-percent:0;mso-wrap-distance-left:9pt;mso-wrap-distance-top:0;mso-wrap-distance-right:9pt;mso-wrap-distance-bottom:0;mso-position-horizontal:absolute;mso-position-horizontal-relative:text;mso-position-vertical:absolute;mso-position-vertical-relative:text;mso-width-percent:0;mso-height-percent:0;mso-width-relative:margin;mso-height-relative:margin" from="151.95pt,12.5pt" to="364.2pt,12.5pt" o:gfxdata="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" strokecolor="black [3040]"/>
             </w:pict>
@@ -3733,7 +4284,7 @@
               </wp:anchor>
             </w:drawing>
           </mc:Choice>
-          <mc:Fallback xmlns:cx1="http://schemas.microsoft.com/office/drawing/2015/9/8/chartex" xmlns:cx2="http://schemas.microsoft.com/office/drawing/2015/10/21/chartex" xmlns:cx3="http://schemas.microsoft.com/office/drawing/2016/5/9/chartex" xmlns:cx4="http://schemas.microsoft.com/office/drawing/2016/5/10/chartex" xmlns:cx5="http://schemas.microsoft.com/office/drawing/2016/5/11/chartex" xmlns:cx6="http://schemas.microsoft.com/office/drawing/2016/5/12/chartex" xmlns:cx7="http://schemas.microsoft.com/office/drawing/2016/5/13/chartex" xmlns:cx8="http://schemas.microsoft.com/office/drawing/2016/5/14/chartex" xmlns:aink="http://schemas.microsoft.com/office/drawing/2016/ink" xmlns:am3d="http://schemas.microsoft.com/office/drawing/2017/model3d" xmlns:oel="http://schemas.microsoft.com/office/2019/extlst" xmlns:w16cex="http://schemas.microsoft.com/office/word/2018/wordml/cex" xmlns:w16cid="http://schemas.microsoft.com/office/word/2016/wordml/cid" xmlns:w16="http://schemas.microsoft.com/office/word/2018/wordml" xmlns:w16du="http://schemas.microsoft.com/office/word/2023/wordml/word16du" xmlns:w16sdtdh="http://schemas.microsoft.com/office/word/2020/wordml/sdtdatahash" xmlns:w16sdtfl="http://schemas.microsoft.com/office/word/2024/wordml/sdtformatlock">
+          <mc:Fallback>
             <w:pict>
               <v:line w14:anchorId="6BB5DA3B" id="Conector Reto 1" o:spid="_x0000_s1026" style="position:absolute;z-index:251661312;visibility:visible;mso-wrap-style:square;mso-width-percent:0;mso-height-percent:0;mso-wrap-distance-left:9pt;mso-wrap-distance-top:0;mso-wrap-distance-right:9pt;mso-wrap-distance-bottom:0;mso-position-horizontal:absolute;mso-position-horizontal-relative:text;mso-position-vertical:absolute;mso-position-vertical-relative:text;mso-width-percent:0;mso-height-percent:0;mso-width-relative:margin;mso-height-relative:margin" from="26.25pt,11.25pt" to="238.5pt,11.25pt" o:gfxdata="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" strokecolor="black [3040]"/>
             </w:pict>
@@ -3817,7 +4368,7 @@
               </wp:anchor>
             </w:drawing>
           </mc:Choice>
-          <mc:Fallback xmlns:cx1="http://schemas.microsoft.com/office/drawing/2015/9/8/chartex" xmlns:cx2="http://schemas.microsoft.com/office/drawing/2015/10/21/chartex" xmlns:cx3="http://schemas.microsoft.com/office/drawing/2016/5/9/chartex" xmlns:cx4="http://schemas.microsoft.com/office/drawing/2016/5/10/chartex" xmlns:cx5="http://schemas.microsoft.com/office/drawing/2016/5/11/chartex" xmlns:cx6="http://schemas.microsoft.com/office/drawing/2016/5/12/chartex" xmlns:cx7="http://schemas.microsoft.com/office/drawing/2016/5/13/chartex" xmlns:cx8="http://schemas.microsoft.com/office/drawing/2016/5/14/chartex" xmlns:aink="http://schemas.microsoft.com/office/drawing/2016/ink" xmlns:am3d="http://schemas.microsoft.com/office/drawing/2017/model3d" xmlns:oel="http://schemas.microsoft.com/office/2019/extlst" xmlns:w16cex="http://schemas.microsoft.com/office/word/2018/wordml/cex" xmlns:w16cid="http://schemas.microsoft.com/office/word/2016/wordml/cid" xmlns:w16="http://schemas.microsoft.com/office/word/2018/wordml" xmlns:w16du="http://schemas.microsoft.com/office/word/2023/wordml/word16du" xmlns:w16sdtdh="http://schemas.microsoft.com/office/word/2020/wordml/sdtdatahash" xmlns:w16sdtfl="http://schemas.microsoft.com/office/word/2024/wordml/sdtformatlock">
+          <mc:Fallback>
             <w:pict>
               <v:line w14:anchorId="71F4EC64" id="Conector Reto 1" o:spid="_x0000_s1026" style="position:absolute;flip:y;z-index:251660288;visibility:visible;mso-wrap-style:square;mso-width-percent:0;mso-height-percent:0;mso-wrap-distance-left:9pt;mso-wrap-distance-top:0;mso-wrap-distance-right:9pt;mso-wrap-distance-bottom:0;mso-position-horizontal:absolute;mso-position-horizontal-relative:text;mso-position-vertical:absolute;mso-position-vertical-relative:text;mso-width-percent:0;mso-height-percent:0;mso-width-relative:margin;mso-height-relative:margin" from="203.25pt,11.25pt" to="368.25pt,12pt" o:gfxdata="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" strokecolor="black [3040]"/>
             </w:pict>
@@ -3848,7 +4399,25 @@
           <w:lang w:val="pt-BR"/>
         </w:rPr>
         <w:lastRenderedPageBreak/>
-        <w:t>Fundação Valeparaibana de Ensino</w:t>
+        <w:t xml:space="preserve">Fundação </w:t>
+      </w:r>
+      <w:proofErr w:type="spellStart"/>
+      <w:r>
+        <w:rPr>
+          <w:rFonts w:cs="Times New Roman"/>
+          <w:szCs w:val="24"/>
+          <w:lang w:val="pt-BR"/>
+        </w:rPr>
+        <w:t>Valeparaibana</w:t>
+      </w:r>
+      <w:proofErr w:type="spellEnd"/>
+      <w:r>
+        <w:rPr>
+          <w:rFonts w:cs="Times New Roman"/>
+          <w:szCs w:val="24"/>
+          <w:lang w:val="pt-BR"/>
+        </w:rPr>
+        <w:t xml:space="preserve"> de Ensino</w:t>
       </w:r>
     </w:p>
     <w:p>
@@ -3965,7 +4534,25 @@
           <w:szCs w:val="24"/>
           <w:lang w:val="pt-BR"/>
         </w:rPr>
-        <w:t>Gustavo Entony dos Santos Costa</w:t>
+        <w:t xml:space="preserve">Gustavo </w:t>
+      </w:r>
+      <w:proofErr w:type="spellStart"/>
+      <w:r>
+        <w:rPr>
+          <w:rFonts w:cs="Times New Roman"/>
+          <w:szCs w:val="24"/>
+          <w:lang w:val="pt-BR"/>
+        </w:rPr>
+        <w:t>Entony</w:t>
+      </w:r>
+      <w:proofErr w:type="spellEnd"/>
+      <w:r>
+        <w:rPr>
+          <w:rFonts w:cs="Times New Roman"/>
+          <w:szCs w:val="24"/>
+          <w:lang w:val="pt-BR"/>
+        </w:rPr>
+        <w:t xml:space="preserve"> dos Santos Costa</w:t>
       </w:r>
     </w:p>
     <w:p>
@@ -4161,7 +4748,7 @@
 </file>
 
 <file path=word/endnotes.xml><?xml version="1.0" encoding="utf-8"?>
-<w:endnotes xmlns:wpc="http://schemas.microsoft.com/office/word/2010/wordprocessingCanvas" xmlns:cx="http://schemas.microsoft.com/office/drawing/2014/chartex" xmlns:mc="http://schemas.openxmlformats.org/markup-compatibility/2006" xmlns:o="urn:schemas-microsoft-com:office:office" xmlns:r="http://schemas.openxmlformats.org/officeDocument/2006/relationships" xmlns:m="http://schemas.openxmlformats.org/officeDocument/2006/math" xmlns:v="urn:schemas-microsoft-com:vml" xmlns:wp14="http://schemas.microsoft.com/office/word/2010/wordprocessingDrawing" xmlns:wp="http://schemas.openxmlformats.org/drawingml/2006/wordprocessingDrawing" xmlns:w10="urn:schemas-microsoft-com:office:word" xmlns:w="http://schemas.openxmlformats.org/wordprocessingml/2006/main" xmlns:w14="http://schemas.microsoft.com/office/word/2010/wordml" xmlns:w15="http://schemas.microsoft.com/office/word/2012/wordml" xmlns:w16se="http://schemas.microsoft.com/office/word/2015/wordml/symex" xmlns:wpg="http://schemas.microsoft.com/office/word/2010/wordprocessingGroup" xmlns:wpi="http://schemas.microsoft.com/office/word/2010/wordprocessingInk" xmlns:wne="http://schemas.microsoft.com/office/word/2006/wordml" xmlns:wps="http://schemas.microsoft.com/office/word/2010/wordprocessingShape" mc:Ignorable="w14 w15 w16se wp14">
+<w:endnotes xmlns:wpc="http://schemas.microsoft.com/office/word/2010/wordprocessingCanvas" xmlns:cx="http://schemas.microsoft.com/office/drawing/2014/chartex" xmlns:cx1="http://schemas.microsoft.com/office/drawing/2015/9/8/chartex" xmlns:cx2="http://schemas.microsoft.com/office/drawing/2015/10/21/chartex" xmlns:cx3="http://schemas.microsoft.com/office/drawing/2016/5/9/chartex" xmlns:cx4="http://schemas.microsoft.com/office/drawing/2016/5/10/chartex" xmlns:cx5="http://schemas.microsoft.com/office/drawing/2016/5/11/chartex" xmlns:cx6="http://schemas.microsoft.com/office/drawing/2016/5/12/chartex" xmlns:cx7="http://schemas.microsoft.com/office/drawing/2016/5/13/chartex" xmlns:cx8="http://schemas.microsoft.com/office/drawing/2016/5/14/chartex" xmlns:mc="http://schemas.openxmlformats.org/markup-compatibility/2006" xmlns:aink="http://schemas.microsoft.com/office/drawing/2016/ink" xmlns:am3d="http://schemas.microsoft.com/office/drawing/2017/model3d" xmlns:o="urn:schemas-microsoft-com:office:office" xmlns:oel="http://schemas.microsoft.com/office/2019/extlst" xmlns:r="http://schemas.openxmlformats.org/officeDocument/2006/relationships" xmlns:m="http://schemas.openxmlformats.org/officeDocument/2006/math" xmlns:v="urn:schemas-microsoft-com:vml" xmlns:wp14="http://schemas.microsoft.com/office/word/2010/wordprocessingDrawing" xmlns:wp="http://schemas.openxmlformats.org/drawingml/2006/wordprocessingDrawing" xmlns:w10="urn:schemas-microsoft-com:office:word" xmlns:w="http://schemas.openxmlformats.org/wordprocessingml/2006/main" xmlns:w14="http://schemas.microsoft.com/office/word/2010/wordml" xmlns:w15="http://schemas.microsoft.com/office/word/2012/wordml" xmlns:w16cex="http://schemas.microsoft.com/office/word/2018/wordml/cex" xmlns:w16cid="http://schemas.microsoft.com/office/word/2016/wordml/cid" xmlns:w16="http://schemas.microsoft.com/office/word/2018/wordml" xmlns:w16du="http://schemas.microsoft.com/office/word/2023/wordml/word16du" xmlns:w16sdtdh="http://schemas.microsoft.com/office/word/2020/wordml/sdtdatahash" xmlns:w16sdtfl="http://schemas.microsoft.com/office/word/2024/wordml/sdtformatlock" xmlns:w16se="http://schemas.microsoft.com/office/word/2015/wordml/symex" xmlns:wpg="http://schemas.microsoft.com/office/word/2010/wordprocessingGroup" xmlns:wpi="http://schemas.microsoft.com/office/word/2010/wordprocessingInk" xmlns:wne="http://schemas.microsoft.com/office/word/2006/wordml" xmlns:wps="http://schemas.microsoft.com/office/word/2010/wordprocessingShape" mc:Ignorable="w14 w15 w16se w16cid w16 w16cex w16sdtdh w16sdtfl w16du wp14">
   <w:endnote w:type="separator" w:id="-1">
     <w:p>
       <w:pPr>
@@ -4186,7 +4773,7 @@
 </file>
 
 <file path=word/footnotes.xml><?xml version="1.0" encoding="utf-8"?>
-<w:footnotes xmlns:wpc="http://schemas.microsoft.com/office/word/2010/wordprocessingCanvas" xmlns:cx="http://schemas.microsoft.com/office/drawing/2014/chartex" xmlns:mc="http://schemas.openxmlformats.org/markup-compatibility/2006" xmlns:o="urn:schemas-microsoft-com:office:office" xmlns:r="http://schemas.openxmlformats.org/officeDocument/2006/relationships" xmlns:m="http://schemas.openxmlformats.org/officeDocument/2006/math" xmlns:v="urn:schemas-microsoft-com:vml" xmlns:wp14="http://schemas.microsoft.com/office/word/2010/wordprocessingDrawing" xmlns:wp="http://schemas.openxmlformats.org/drawingml/2006/wordprocessingDrawing" xmlns:w10="urn:schemas-microsoft-com:office:word" xmlns:w="http://schemas.openxmlformats.org/wordprocessingml/2006/main" xmlns:w14="http://schemas.microsoft.com/office/word/2010/wordml" xmlns:w15="http://schemas.microsoft.com/office/word/2012/wordml" xmlns:w16se="http://schemas.microsoft.com/office/word/2015/wordml/symex" xmlns:wpg="http://schemas.microsoft.com/office/word/2010/wordprocessingGroup" xmlns:wpi="http://schemas.microsoft.com/office/word/2010/wordprocessingInk" xmlns:wne="http://schemas.microsoft.com/office/word/2006/wordml" xmlns:wps="http://schemas.microsoft.com/office/word/2010/wordprocessingShape" mc:Ignorable="w14 w15 w16se wp14">
+<w:footnotes xmlns:wpc="http://schemas.microsoft.com/office/word/2010/wordprocessingCanvas" xmlns:cx="http://schemas.microsoft.com/office/drawing/2014/chartex" xmlns:cx1="http://schemas.microsoft.com/office/drawing/2015/9/8/chartex" xmlns:cx2="http://schemas.microsoft.com/office/drawing/2015/10/21/chartex" xmlns:cx3="http://schemas.microsoft.com/office/drawing/2016/5/9/chartex" xmlns:cx4="http://schemas.microsoft.com/office/drawing/2016/5/10/chartex" xmlns:cx5="http://schemas.microsoft.com/office/drawing/2016/5/11/chartex" xmlns:cx6="http://schemas.microsoft.com/office/drawing/2016/5/12/chartex" xmlns:cx7="http://schemas.microsoft.com/office/drawing/2016/5/13/chartex" xmlns:cx8="http://schemas.microsoft.com/office/drawing/2016/5/14/chartex" xmlns:mc="http://schemas.openxmlformats.org/markup-compatibility/2006" xmlns:aink="http://schemas.microsoft.com/office/drawing/2016/ink" xmlns:am3d="http://schemas.microsoft.com/office/drawing/2017/model3d" xmlns:o="urn:schemas-microsoft-com:office:office" xmlns:oel="http://schemas.microsoft.com/office/2019/extlst" xmlns:r="http://schemas.openxmlformats.org/officeDocument/2006/relationships" xmlns:m="http://schemas.openxmlformats.org/officeDocument/2006/math" xmlns:v="urn:schemas-microsoft-com:vml" xmlns:wp14="http://schemas.microsoft.com/office/word/2010/wordprocessingDrawing" xmlns:wp="http://schemas.openxmlformats.org/drawingml/2006/wordprocessingDrawing" xmlns:w10="urn:schemas-microsoft-com:office:word" xmlns:w="http://schemas.openxmlformats.org/wordprocessingml/2006/main" xmlns:w14="http://schemas.microsoft.com/office/word/2010/wordml" xmlns:w15="http://schemas.microsoft.com/office/word/2012/wordml" xmlns:w16cex="http://schemas.microsoft.com/office/word/2018/wordml/cex" xmlns:w16cid="http://schemas.microsoft.com/office/word/2016/wordml/cid" xmlns:w16="http://schemas.microsoft.com/office/word/2018/wordml" xmlns:w16du="http://schemas.microsoft.com/office/word/2023/wordml/word16du" xmlns:w16sdtdh="http://schemas.microsoft.com/office/word/2020/wordml/sdtdatahash" xmlns:w16sdtfl="http://schemas.microsoft.com/office/word/2024/wordml/sdtformatlock" xmlns:w16se="http://schemas.microsoft.com/office/word/2015/wordml/symex" xmlns:wpg="http://schemas.microsoft.com/office/word/2010/wordprocessingGroup" xmlns:wpi="http://schemas.microsoft.com/office/word/2010/wordprocessingInk" xmlns:wne="http://schemas.microsoft.com/office/word/2006/wordml" xmlns:wps="http://schemas.microsoft.com/office/word/2010/wordprocessingShape" mc:Ignorable="w14 w15 w16se w16cid w16 w16cex w16sdtdh w16sdtfl w16du wp14">
   <w:footnote w:type="separator" w:id="-1">
     <w:p>
       <w:pPr>
@@ -4211,7 +4798,7 @@
 </file>
 
 <file path=word/numbering.xml><?xml version="1.0" encoding="utf-8"?>
-<w:numbering xmlns:wpc="http://schemas.microsoft.com/office/word/2010/wordprocessingCanvas" xmlns:cx="http://schemas.microsoft.com/office/drawing/2014/chartex" xmlns:mc="http://schemas.openxmlformats.org/markup-compatibility/2006" xmlns:o="urn:schemas-microsoft-com:office:office" xmlns:r="http://schemas.openxmlformats.org/officeDocument/2006/relationships" xmlns:m="http://schemas.openxmlformats.org/officeDocument/2006/math" xmlns:v="urn:schemas-microsoft-com:vml" xmlns:wp14="http://schemas.microsoft.com/office/word/2010/wordprocessingDrawing" xmlns:wp="http://schemas.openxmlformats.org/drawingml/2006/wordprocessingDrawing" xmlns:w10="urn:schemas-microsoft-com:office:word" xmlns:w="http://schemas.openxmlformats.org/wordprocessingml/2006/main" xmlns:w14="http://schemas.microsoft.com/office/word/2010/wordml" xmlns:w15="http://schemas.microsoft.com/office/word/2012/wordml" xmlns:w16se="http://schemas.microsoft.com/office/word/2015/wordml/symex" xmlns:wpg="http://schemas.microsoft.com/office/word/2010/wordprocessingGroup" xmlns:wpi="http://schemas.microsoft.com/office/word/2010/wordprocessingInk" xmlns:wne="http://schemas.microsoft.com/office/word/2006/wordml" xmlns:wps="http://schemas.microsoft.com/office/word/2010/wordprocessingShape" mc:Ignorable="w14 w15 w16se wp14">
+<w:numbering xmlns:wpc="http://schemas.microsoft.com/office/word/2010/wordprocessingCanvas" xmlns:cx="http://schemas.microsoft.com/office/drawing/2014/chartex" xmlns:cx1="http://schemas.microsoft.com/office/drawing/2015/9/8/chartex" xmlns:cx2="http://schemas.microsoft.com/office/drawing/2015/10/21/chartex" xmlns:cx3="http://schemas.microsoft.com/office/drawing/2016/5/9/chartex" xmlns:cx4="http://schemas.microsoft.com/office/drawing/2016/5/10/chartex" xmlns:cx5="http://schemas.microsoft.com/office/drawing/2016/5/11/chartex" xmlns:cx6="http://schemas.microsoft.com/office/drawing/2016/5/12/chartex" xmlns:cx7="http://schemas.microsoft.com/office/drawing/2016/5/13/chartex" xmlns:cx8="http://schemas.microsoft.com/office/drawing/2016/5/14/chartex" xmlns:mc="http://schemas.openxmlformats.org/markup-compatibility/2006" xmlns:aink="http://schemas.microsoft.com/office/drawing/2016/ink" xmlns:am3d="http://schemas.microsoft.com/office/drawing/2017/model3d" xmlns:o="urn:schemas-microsoft-com:office:office" xmlns:oel="http://schemas.microsoft.com/office/2019/extlst" xmlns:r="http://schemas.openxmlformats.org/officeDocument/2006/relationships" xmlns:m="http://schemas.openxmlformats.org/officeDocument/2006/math" xmlns:v="urn:schemas-microsoft-com:vml" xmlns:wp14="http://schemas.microsoft.com/office/word/2010/wordprocessingDrawing" xmlns:wp="http://schemas.openxmlformats.org/drawingml/2006/wordprocessingDrawing" xmlns:w10="urn:schemas-microsoft-com:office:word" xmlns:w="http://schemas.openxmlformats.org/wordprocessingml/2006/main" xmlns:w14="http://schemas.microsoft.com/office/word/2010/wordml" xmlns:w15="http://schemas.microsoft.com/office/word/2012/wordml" xmlns:w16cex="http://schemas.microsoft.com/office/word/2018/wordml/cex" xmlns:w16cid="http://schemas.microsoft.com/office/word/2016/wordml/cid" xmlns:w16="http://schemas.microsoft.com/office/word/2018/wordml" xmlns:w16du="http://schemas.microsoft.com/office/word/2023/wordml/word16du" xmlns:w16sdtdh="http://schemas.microsoft.com/office/word/2020/wordml/sdtdatahash" xmlns:w16sdtfl="http://schemas.microsoft.com/office/word/2024/wordml/sdtformatlock" xmlns:w16se="http://schemas.microsoft.com/office/word/2015/wordml/symex" xmlns:wpg="http://schemas.microsoft.com/office/word/2010/wordprocessingGroup" xmlns:wpi="http://schemas.microsoft.com/office/word/2010/wordprocessingInk" xmlns:wne="http://schemas.microsoft.com/office/word/2006/wordml" xmlns:wps="http://schemas.microsoft.com/office/word/2010/wordprocessingShape" mc:Ignorable="w14 w15 w16se w16cid w16 w16cex w16sdtdh w16sdtfl w16du wp14">
   <w:abstractNum w:abstractNumId="0" w15:restartNumberingAfterBreak="0">
     <w:nsid w:val="FFFFFF7C"/>
     <w:multiLevelType w:val="singleLevel"/>
@@ -5650,71 +6237,71 @@
       </w:rPr>
     </w:lvl>
   </w:abstractNum>
-  <w:num w:numId="1">
+  <w:num w:numId="1" w16cid:durableId="570504027">
     <w:abstractNumId w:val="8"/>
   </w:num>
-  <w:num w:numId="2">
+  <w:num w:numId="2" w16cid:durableId="539559960">
     <w:abstractNumId w:val="6"/>
   </w:num>
-  <w:num w:numId="3">
+  <w:num w:numId="3" w16cid:durableId="247270930">
     <w:abstractNumId w:val="5"/>
   </w:num>
-  <w:num w:numId="4">
+  <w:num w:numId="4" w16cid:durableId="823929726">
     <w:abstractNumId w:val="4"/>
   </w:num>
-  <w:num w:numId="5">
+  <w:num w:numId="5" w16cid:durableId="1724674143">
     <w:abstractNumId w:val="7"/>
   </w:num>
-  <w:num w:numId="6">
+  <w:num w:numId="6" w16cid:durableId="884634441">
     <w:abstractNumId w:val="3"/>
   </w:num>
-  <w:num w:numId="7">
+  <w:num w:numId="7" w16cid:durableId="1295335686">
     <w:abstractNumId w:val="2"/>
   </w:num>
-  <w:num w:numId="8">
+  <w:num w:numId="8" w16cid:durableId="1323663305">
     <w:abstractNumId w:val="1"/>
   </w:num>
-  <w:num w:numId="9">
+  <w:num w:numId="9" w16cid:durableId="2094743517">
     <w:abstractNumId w:val="0"/>
   </w:num>
-  <w:num w:numId="10">
+  <w:num w:numId="10" w16cid:durableId="645479213">
     <w:abstractNumId w:val="18"/>
   </w:num>
-  <w:num w:numId="11">
+  <w:num w:numId="11" w16cid:durableId="234050621">
     <w:abstractNumId w:val="12"/>
   </w:num>
-  <w:num w:numId="12">
+  <w:num w:numId="12" w16cid:durableId="1094665338">
     <w:abstractNumId w:val="19"/>
   </w:num>
-  <w:num w:numId="13">
+  <w:num w:numId="13" w16cid:durableId="306477418">
     <w:abstractNumId w:val="14"/>
   </w:num>
-  <w:num w:numId="14">
+  <w:num w:numId="14" w16cid:durableId="463238569">
     <w:abstractNumId w:val="11"/>
   </w:num>
-  <w:num w:numId="15">
+  <w:num w:numId="15" w16cid:durableId="733503995">
     <w:abstractNumId w:val="10"/>
   </w:num>
-  <w:num w:numId="16">
+  <w:num w:numId="16" w16cid:durableId="146751888">
     <w:abstractNumId w:val="13"/>
   </w:num>
-  <w:num w:numId="17">
+  <w:num w:numId="17" w16cid:durableId="185295323">
     <w:abstractNumId w:val="15"/>
   </w:num>
-  <w:num w:numId="18">
+  <w:num w:numId="18" w16cid:durableId="1485704931">
     <w:abstractNumId w:val="16"/>
   </w:num>
-  <w:num w:numId="19">
+  <w:num w:numId="19" w16cid:durableId="1511093722">
     <w:abstractNumId w:val="9"/>
   </w:num>
-  <w:num w:numId="20">
+  <w:num w:numId="20" w16cid:durableId="131751424">
     <w:abstractNumId w:val="17"/>
   </w:num>
 </w:numbering>
 </file>
 
 <file path=word/styles.xml><?xml version="1.0" encoding="utf-8"?>
-<w:styles xmlns:mc="http://schemas.openxmlformats.org/markup-compatibility/2006" xmlns:r="http://schemas.openxmlformats.org/officeDocument/2006/relationships" xmlns:w="http://schemas.openxmlformats.org/wordprocessingml/2006/main" xmlns:w14="http://schemas.microsoft.com/office/word/2010/wordml" xmlns:w15="http://schemas.microsoft.com/office/word/2012/wordml" xmlns:w16se="http://schemas.microsoft.com/office/word/2015/wordml/symex" mc:Ignorable="w14 w15 w16se">
+<w:styles xmlns:mc="http://schemas.openxmlformats.org/markup-compatibility/2006" xmlns:r="http://schemas.openxmlformats.org/officeDocument/2006/relationships" xmlns:w="http://schemas.openxmlformats.org/wordprocessingml/2006/main" xmlns:w14="http://schemas.microsoft.com/office/word/2010/wordml" xmlns:w15="http://schemas.microsoft.com/office/word/2012/wordml" xmlns:w16cex="http://schemas.microsoft.com/office/word/2018/wordml/cex" xmlns:w16cid="http://schemas.microsoft.com/office/word/2016/wordml/cid" xmlns:w16="http://schemas.microsoft.com/office/word/2018/wordml" xmlns:w16du="http://schemas.microsoft.com/office/word/2023/wordml/word16du" xmlns:w16sdtdh="http://schemas.microsoft.com/office/word/2020/wordml/sdtdatahash" xmlns:w16sdtfl="http://schemas.microsoft.com/office/word/2024/wordml/sdtformatlock" xmlns:w16se="http://schemas.microsoft.com/office/word/2015/wordml/symex" mc:Ignorable="w14 w15 w16se w16cid w16 w16cex w16sdtdh w16sdtfl w16du">
   <w:docDefaults>
     <w:rPrDefault>
       <w:rPr>
@@ -5730,7 +6317,7 @@
       </w:pPr>
     </w:pPrDefault>
   </w:docDefaults>
-  <w:latentStyles w:defLockedState="0" w:defUIPriority="99" w:defSemiHidden="0" w:defUnhideWhenUsed="0" w:defQFormat="0" w:count="371">
+  <w:latentStyles w:defLockedState="0" w:defUIPriority="99" w:defSemiHidden="0" w:defUnhideWhenUsed="0" w:defQFormat="0" w:count="376">
     <w:lsdException w:name="Normal" w:uiPriority="0" w:qFormat="1"/>
     <w:lsdException w:name="heading 1" w:uiPriority="9" w:qFormat="1"/>
     <w:lsdException w:name="heading 2" w:semiHidden="1" w:uiPriority="9" w:unhideWhenUsed="1" w:qFormat="1"/>
@@ -6093,6 +6680,11 @@
     <w:lsdException w:name="List Table 5 Dark Accent 6" w:uiPriority="50"/>
     <w:lsdException w:name="List Table 6 Colorful Accent 6" w:uiPriority="51"/>
     <w:lsdException w:name="List Table 7 Colorful Accent 6" w:uiPriority="52"/>
+    <w:lsdException w:name="Mention" w:semiHidden="1" w:unhideWhenUsed="1"/>
+    <w:lsdException w:name="Smart Hyperlink" w:semiHidden="1" w:unhideWhenUsed="1"/>
+    <w:lsdException w:name="Hashtag" w:semiHidden="1" w:unhideWhenUsed="1"/>
+    <w:lsdException w:name="Unresolved Mention" w:semiHidden="1" w:unhideWhenUsed="1"/>
+    <w:lsdException w:name="Smart Link" w:semiHidden="1" w:unhideWhenUsed="1"/>
   </w:latentStyles>
   <w:style w:type="paragraph" w:default="1" w:styleId="Normal">
     <w:name w:val="Normal"/>
@@ -17128,8 +17720,8 @@
       <w:u w:val="single"/>
     </w:rPr>
   </w:style>
-  <w:style w:type="character" w:customStyle="1" w:styleId="UnresolvedMention">
-    <w:name w:val="Unresolved Mention"/>
+  <w:style w:type="character" w:customStyle="1" w:styleId="MenoPendente1">
+    <w:name w:val="Menção Pendente1"/>
     <w:basedOn w:val="Fontepargpadro"/>
     <w:uiPriority w:val="99"/>
     <w:semiHidden/>
